--- a/shadow_service/shadow_service/demo_templates/ib_change_summary.docx
+++ b/shadow_service/shadow_service/demo_templates/ib_change_summary.docx
@@ -54,17 +54,148 @@
         <w:rPr>
           <w:b/>
         </w:rPr>
-        <w:t>1. Summary of Changes</w:t>
+        <w:t>1. Revision History</w:t>
       </w:r>
     </w:p>
-    <w:p>
-      <w:r>
-        <w:rPr>
-          <w:b w:val="0"/>
-        </w:rPr>
-        <w:t>This edition of the Investigator's Brochure for {{ product_name }} incorporates the following changes from the previous edition ({{ previous_edition }}):</w:t>
-      </w:r>
-    </w:p>
+    <w:tbl>
+      <w:tblPr>
+        <w:tblStyle w:val="TableGrid"/>
+        <w:tblW w:type="auto" w:w="0"/>
+        <w:tblLook w:firstColumn="1" w:firstRow="1" w:lastColumn="0" w:lastRow="0" w:noHBand="0" w:noVBand="1" w:val="04A0"/>
+      </w:tblPr>
+      <w:tblGrid>
+        <w:gridCol w:w="2160"/>
+        <w:gridCol w:w="2160"/>
+        <w:gridCol w:w="2160"/>
+        <w:gridCol w:w="2160"/>
+      </w:tblGrid>
+      <w:tr>
+        <w:tc>
+          <w:tcPr>
+            <w:tcW w:type="dxa" w:w="2160"/>
+          </w:tcPr>
+          <w:p>
+            <w:r>
+              <w:t>Edition</w:t>
+            </w:r>
+          </w:p>
+        </w:tc>
+        <w:tc>
+          <w:tcPr>
+            <w:tcW w:type="dxa" w:w="2160"/>
+          </w:tcPr>
+          <w:p>
+            <w:r>
+              <w:t>Date</w:t>
+            </w:r>
+          </w:p>
+        </w:tc>
+        <w:tc>
+          <w:tcPr>
+            <w:tcW w:type="dxa" w:w="2160"/>
+          </w:tcPr>
+          <w:p>
+            <w:r>
+              <w:t>Author</w:t>
+            </w:r>
+          </w:p>
+        </w:tc>
+        <w:tc>
+          <w:tcPr>
+            <w:tcW w:type="dxa" w:w="2160"/>
+          </w:tcPr>
+          <w:p>
+            <w:r>
+              <w:t>Description of Change</w:t>
+            </w:r>
+          </w:p>
+        </w:tc>
+      </w:tr>
+      <w:tr>
+        <w:tc>
+          <w:tcPr>
+            <w:tcW w:type="dxa" w:w="2160"/>
+          </w:tcPr>
+          <w:p>
+            <w:r>
+              <w:t>{{ previous_edition }}</w:t>
+            </w:r>
+          </w:p>
+        </w:tc>
+        <w:tc>
+          <w:tcPr>
+            <w:tcW w:type="dxa" w:w="2160"/>
+          </w:tcPr>
+          <w:p>
+            <w:r>
+              <w:t>{{ previous_edition_date }}</w:t>
+            </w:r>
+          </w:p>
+        </w:tc>
+        <w:tc>
+          <w:tcPr>
+            <w:tcW w:type="dxa" w:w="2160"/>
+          </w:tcPr>
+          <w:p>
+            <w:r>
+              <w:t>{{ previous_author }}</w:t>
+            </w:r>
+          </w:p>
+        </w:tc>
+        <w:tc>
+          <w:tcPr>
+            <w:tcW w:type="dxa" w:w="2160"/>
+          </w:tcPr>
+          <w:p>
+            <w:r>
+              <w:t>{{ previous_change_desc }}</w:t>
+            </w:r>
+          </w:p>
+        </w:tc>
+      </w:tr>
+      <w:tr>
+        <w:tc>
+          <w:tcPr>
+            <w:tcW w:type="dxa" w:w="2160"/>
+          </w:tcPr>
+          <w:p>
+            <w:r>
+              <w:t>{{ ib_edition }}</w:t>
+            </w:r>
+          </w:p>
+        </w:tc>
+        <w:tc>
+          <w:tcPr>
+            <w:tcW w:type="dxa" w:w="2160"/>
+          </w:tcPr>
+          <w:p>
+            <w:r>
+              <w:t>{{ effective_date }}</w:t>
+            </w:r>
+          </w:p>
+        </w:tc>
+        <w:tc>
+          <w:tcPr>
+            <w:tcW w:type="dxa" w:w="2160"/>
+          </w:tcPr>
+          <w:p>
+            <w:r>
+              <w:t>{{ current_author }}</w:t>
+            </w:r>
+          </w:p>
+        </w:tc>
+        <w:tc>
+          <w:tcPr>
+            <w:tcW w:type="dxa" w:w="2160"/>
+          </w:tcPr>
+          <w:p>
+            <w:r>
+              <w:t>{{ current_change_desc }}</w:t>
+            </w:r>
+          </w:p>
+        </w:tc>
+      </w:tr>
+    </w:tbl>
     <w:p>
       <w:r>
         <w:rPr>
@@ -75,9 +206,17 @@
     <w:p>
       <w:r>
         <w:rPr>
+          <w:b/>
+        </w:rPr>
+        <w:t>2. Summary of Changes</w:t>
+      </w:r>
+    </w:p>
+    <w:p>
+      <w:r>
+        <w:rPr>
           <w:b w:val="0"/>
         </w:rPr>
-        <w:t>{{ changes_summary }}</w:t>
+        <w:t>This edition of the Investigator's Brochure for {{ product_name }} incorporates the following changes from edition {{ previous_edition }}:</w:t>
       </w:r>
     </w:p>
     <w:p>
@@ -92,7 +231,162 @@
         <w:rPr>
           <w:b/>
         </w:rPr>
-        <w:t>2. New Safety Data</w:t>
+        <w:t>2.1 Section-by-Section Changes</w:t>
+      </w:r>
+    </w:p>
+    <w:tbl>
+      <w:tblPr>
+        <w:tblStyle w:val="TableGrid"/>
+        <w:tblW w:type="auto" w:w="0"/>
+        <w:tblLook w:firstColumn="1" w:firstRow="1" w:lastColumn="0" w:lastRow="0" w:noHBand="0" w:noVBand="1" w:val="04A0"/>
+      </w:tblPr>
+      <w:tblGrid>
+        <w:gridCol w:w="2880"/>
+        <w:gridCol w:w="2880"/>
+        <w:gridCol w:w="2880"/>
+      </w:tblGrid>
+      <w:tr>
+        <w:tc>
+          <w:tcPr>
+            <w:tcW w:type="dxa" w:w="2880"/>
+          </w:tcPr>
+          <w:p>
+            <w:r>
+              <w:t>IB Section</w:t>
+            </w:r>
+          </w:p>
+        </w:tc>
+        <w:tc>
+          <w:tcPr>
+            <w:tcW w:type="dxa" w:w="2880"/>
+          </w:tcPr>
+          <w:p>
+            <w:r>
+              <w:t>Change Type</w:t>
+            </w:r>
+          </w:p>
+        </w:tc>
+        <w:tc>
+          <w:tcPr>
+            <w:tcW w:type="dxa" w:w="2880"/>
+          </w:tcPr>
+          <w:p>
+            <w:r>
+              <w:t>Description</w:t>
+            </w:r>
+          </w:p>
+        </w:tc>
+      </w:tr>
+      <w:tr>
+        <w:tc>
+          <w:tcPr>
+            <w:tcW w:type="dxa" w:w="2880"/>
+          </w:tcPr>
+          <w:p>
+            <w:r>
+              <w:t>{{ changed_section_1 }}</w:t>
+            </w:r>
+          </w:p>
+        </w:tc>
+        <w:tc>
+          <w:tcPr>
+            <w:tcW w:type="dxa" w:w="2880"/>
+          </w:tcPr>
+          <w:p>
+            <w:r>
+              <w:t>{{ change_type_1 }}</w:t>
+            </w:r>
+          </w:p>
+        </w:tc>
+        <w:tc>
+          <w:tcPr>
+            <w:tcW w:type="dxa" w:w="2880"/>
+          </w:tcPr>
+          <w:p>
+            <w:r>
+              <w:t>{{ change_desc_1 }}</w:t>
+            </w:r>
+          </w:p>
+        </w:tc>
+      </w:tr>
+      <w:tr>
+        <w:tc>
+          <w:tcPr>
+            <w:tcW w:type="dxa" w:w="2880"/>
+          </w:tcPr>
+          <w:p>
+            <w:r>
+              <w:t>{{ changed_section_2 }}</w:t>
+            </w:r>
+          </w:p>
+        </w:tc>
+        <w:tc>
+          <w:tcPr>
+            <w:tcW w:type="dxa" w:w="2880"/>
+          </w:tcPr>
+          <w:p>
+            <w:r>
+              <w:t>{{ change_type_2 }}</w:t>
+            </w:r>
+          </w:p>
+        </w:tc>
+        <w:tc>
+          <w:tcPr>
+            <w:tcW w:type="dxa" w:w="2880"/>
+          </w:tcPr>
+          <w:p>
+            <w:r>
+              <w:t>{{ change_desc_2 }}</w:t>
+            </w:r>
+          </w:p>
+        </w:tc>
+      </w:tr>
+      <w:tr>
+        <w:tc>
+          <w:tcPr>
+            <w:tcW w:type="dxa" w:w="2880"/>
+          </w:tcPr>
+          <w:p>
+            <w:r>
+              <w:t>{{ changed_section_3 }}</w:t>
+            </w:r>
+          </w:p>
+        </w:tc>
+        <w:tc>
+          <w:tcPr>
+            <w:tcW w:type="dxa" w:w="2880"/>
+          </w:tcPr>
+          <w:p>
+            <w:r>
+              <w:t>{{ change_type_3 }}</w:t>
+            </w:r>
+          </w:p>
+        </w:tc>
+        <w:tc>
+          <w:tcPr>
+            <w:tcW w:type="dxa" w:w="2880"/>
+          </w:tcPr>
+          <w:p>
+            <w:r>
+              <w:t>{{ change_desc_3 }}</w:t>
+            </w:r>
+          </w:p>
+        </w:tc>
+      </w:tr>
+    </w:tbl>
+    <w:p>
+      <w:r>
+        <w:rPr>
+          <w:b w:val="0"/>
+        </w:rPr>
+      </w:r>
+    </w:p>
+    <w:p>
+      <w:r>
+        <w:rPr>
+          <w:b/>
+        </w:rPr>
+        <w:t>3. New Safety Data</w:t>
       </w:r>
     </w:p>
     <w:p>
@@ -115,7 +409,203 @@
         <w:rPr>
           <w:b/>
         </w:rPr>
-        <w:t>3. Updated Efficacy Information</w:t>
+        <w:t>Adverse Event Summary (cumulative)</w:t>
+      </w:r>
+    </w:p>
+    <w:tbl>
+      <w:tblPr>
+        <w:tblStyle w:val="TableGrid"/>
+        <w:tblW w:type="auto" w:w="0"/>
+        <w:tblLook w:firstColumn="1" w:firstRow="1" w:lastColumn="0" w:lastRow="0" w:noHBand="0" w:noVBand="1" w:val="04A0"/>
+      </w:tblPr>
+      <w:tblGrid>
+        <w:gridCol w:w="2160"/>
+        <w:gridCol w:w="2160"/>
+        <w:gridCol w:w="2160"/>
+        <w:gridCol w:w="2160"/>
+      </w:tblGrid>
+      <w:tr>
+        <w:tc>
+          <w:tcPr>
+            <w:tcW w:type="dxa" w:w="2160"/>
+          </w:tcPr>
+          <w:p>
+            <w:r>
+              <w:t>Event</w:t>
+            </w:r>
+          </w:p>
+        </w:tc>
+        <w:tc>
+          <w:tcPr>
+            <w:tcW w:type="dxa" w:w="2160"/>
+          </w:tcPr>
+          <w:p>
+            <w:r>
+              <w:t>Incidence</w:t>
+            </w:r>
+          </w:p>
+        </w:tc>
+        <w:tc>
+          <w:tcPr>
+            <w:tcW w:type="dxa" w:w="2160"/>
+          </w:tcPr>
+          <w:p>
+            <w:r>
+              <w:t>Severity</w:t>
+            </w:r>
+          </w:p>
+        </w:tc>
+        <w:tc>
+          <w:tcPr>
+            <w:tcW w:type="dxa" w:w="2160"/>
+          </w:tcPr>
+          <w:p>
+            <w:r>
+              <w:t>Relatedness</w:t>
+            </w:r>
+          </w:p>
+        </w:tc>
+      </w:tr>
+      <w:tr>
+        <w:tc>
+          <w:tcPr>
+            <w:tcW w:type="dxa" w:w="2160"/>
+          </w:tcPr>
+          <w:p>
+            <w:r>
+              <w:t>{{ ae_event_1 }}</w:t>
+            </w:r>
+          </w:p>
+        </w:tc>
+        <w:tc>
+          <w:tcPr>
+            <w:tcW w:type="dxa" w:w="2160"/>
+          </w:tcPr>
+          <w:p>
+            <w:r>
+              <w:t>{{ ae_incidence_1 }}</w:t>
+            </w:r>
+          </w:p>
+        </w:tc>
+        <w:tc>
+          <w:tcPr>
+            <w:tcW w:type="dxa" w:w="2160"/>
+          </w:tcPr>
+          <w:p>
+            <w:r>
+              <w:t>{{ ae_severity_1 }}</w:t>
+            </w:r>
+          </w:p>
+        </w:tc>
+        <w:tc>
+          <w:tcPr>
+            <w:tcW w:type="dxa" w:w="2160"/>
+          </w:tcPr>
+          <w:p>
+            <w:r>
+              <w:t>{{ ae_relatedness_1 }}</w:t>
+            </w:r>
+          </w:p>
+        </w:tc>
+      </w:tr>
+      <w:tr>
+        <w:tc>
+          <w:tcPr>
+            <w:tcW w:type="dxa" w:w="2160"/>
+          </w:tcPr>
+          <w:p>
+            <w:r>
+              <w:t>{{ ae_event_2 }}</w:t>
+            </w:r>
+          </w:p>
+        </w:tc>
+        <w:tc>
+          <w:tcPr>
+            <w:tcW w:type="dxa" w:w="2160"/>
+          </w:tcPr>
+          <w:p>
+            <w:r>
+              <w:t>{{ ae_incidence_2 }}</w:t>
+            </w:r>
+          </w:p>
+        </w:tc>
+        <w:tc>
+          <w:tcPr>
+            <w:tcW w:type="dxa" w:w="2160"/>
+          </w:tcPr>
+          <w:p>
+            <w:r>
+              <w:t>{{ ae_severity_2 }}</w:t>
+            </w:r>
+          </w:p>
+        </w:tc>
+        <w:tc>
+          <w:tcPr>
+            <w:tcW w:type="dxa" w:w="2160"/>
+          </w:tcPr>
+          <w:p>
+            <w:r>
+              <w:t>{{ ae_relatedness_2 }}</w:t>
+            </w:r>
+          </w:p>
+        </w:tc>
+      </w:tr>
+      <w:tr>
+        <w:tc>
+          <w:tcPr>
+            <w:tcW w:type="dxa" w:w="2160"/>
+          </w:tcPr>
+          <w:p>
+            <w:r>
+              <w:t>{{ ae_event_3 }}</w:t>
+            </w:r>
+          </w:p>
+        </w:tc>
+        <w:tc>
+          <w:tcPr>
+            <w:tcW w:type="dxa" w:w="2160"/>
+          </w:tcPr>
+          <w:p>
+            <w:r>
+              <w:t>{{ ae_incidence_3 }}</w:t>
+            </w:r>
+          </w:p>
+        </w:tc>
+        <w:tc>
+          <w:tcPr>
+            <w:tcW w:type="dxa" w:w="2160"/>
+          </w:tcPr>
+          <w:p>
+            <w:r>
+              <w:t>{{ ae_severity_3 }}</w:t>
+            </w:r>
+          </w:p>
+        </w:tc>
+        <w:tc>
+          <w:tcPr>
+            <w:tcW w:type="dxa" w:w="2160"/>
+          </w:tcPr>
+          <w:p>
+            <w:r>
+              <w:t>{{ ae_relatedness_3 }}</w:t>
+            </w:r>
+          </w:p>
+        </w:tc>
+      </w:tr>
+    </w:tbl>
+    <w:p>
+      <w:r>
+        <w:rPr>
+          <w:b w:val="0"/>
+        </w:rPr>
+      </w:r>
+    </w:p>
+    <w:p>
+      <w:r>
+        <w:rPr>
+          <w:b/>
+        </w:rPr>
+        <w:t>4. Updated Efficacy Information</w:t>
       </w:r>
     </w:p>
     <w:p>
@@ -138,7 +628,7 @@
         <w:rPr>
           <w:b/>
         </w:rPr>
-        <w:t>4. Revised Dosing Information</w:t>
+        <w:t>5. Revised Dosing Information</w:t>
       </w:r>
     </w:p>
     <w:p>
@@ -161,7 +651,7 @@
         <w:rPr>
           <w:b/>
         </w:rPr>
-        <w:t>5. Impact Assessment</w:t>
+        <w:t>6. Impact Assessment</w:t>
       </w:r>
     </w:p>
     <w:p>
@@ -200,7 +690,62 @@
         <w:rPr>
           <w:b w:val="0"/>
         </w:rPr>
+        <w:t>Medical Review: {{ medical_reviewer }}</w:t>
+      </w:r>
+    </w:p>
+    <w:p>
+      <w:r>
+        <w:rPr>
+          <w:b w:val="0"/>
+        </w:rPr>
         <w:t>Date: {{ review_date }}</w:t>
+      </w:r>
+    </w:p>
+    <w:p>
+      <w:r>
+        <w:rPr>
+          <w:b w:val="0"/>
+        </w:rPr>
+      </w:r>
+    </w:p>
+    <w:p>
+      <w:r>
+        <w:rPr>
+          <w:b w:val="0"/>
+        </w:rPr>
+        <w:t>────────────────────────────────────────────────────────────</w:t>
+      </w:r>
+    </w:p>
+    <w:p>
+      <w:r>
+        <w:rPr>
+          <w:b w:val="0"/>
+        </w:rPr>
+        <w:t>Document ID: {{ document_id }}</w:t>
+      </w:r>
+    </w:p>
+    <w:p>
+      <w:r>
+        <w:rPr>
+          <w:b w:val="0"/>
+        </w:rPr>
+        <w:t>Classification: {{ classification }}</w:t>
+      </w:r>
+    </w:p>
+    <w:p>
+      <w:r>
+        <w:rPr>
+          <w:b w:val="0"/>
+        </w:rPr>
+        <w:t>Generated by: ClinicalSage DOCX Factory</w:t>
+      </w:r>
+    </w:p>
+    <w:p>
+      <w:r>
+        <w:rPr>
+          <w:b w:val="0"/>
+        </w:rPr>
+        <w:t>This document is electronically generated. No wet signature required when submitted via eCTD gateway.</w:t>
       </w:r>
     </w:p>
     <w:sectPr>
